--- a/R_900230/TokenizationApi/REGDIN013 - 900230_Adecuaciones GetAvalibleCards y GetSelectedCards.docx
+++ b/R_900230/TokenizationApi/REGDIN013 - 900230_Adecuaciones GetAvalibleCards y GetSelectedCards.docx
@@ -52,8 +52,8 @@
         </w:tblCellMar>
       </w:tblPr>
       <w:tblGrid>
-        <w:gridCol w:w="1175"/>
-        <w:gridCol w:w="2215"/>
+        <w:gridCol w:w="1174"/>
+        <w:gridCol w:w="2216"/>
         <w:gridCol w:w="1259"/>
         <w:gridCol w:w="1673"/>
         <w:gridCol w:w="1689"/>
@@ -65,7 +65,7 @@
         </w:trPr>
         <w:tc>
           <w:tcPr>
-            <w:tcW w:w="1175" w:type="dxa"/>
+            <w:tcW w:w="1174" w:type="dxa"/>
             <w:tcBorders>
               <w:top w:val="single" w:sz="4" w:space="0" w:color="000000"/>
               <w:left w:val="single" w:sz="4" w:space="0" w:color="000000"/>
@@ -103,7 +103,7 @@
         </w:tc>
         <w:tc>
           <w:tcPr>
-            <w:tcW w:w="2215" w:type="dxa"/>
+            <w:tcW w:w="2216" w:type="dxa"/>
             <w:tcBorders>
               <w:top w:val="single" w:sz="4" w:space="0" w:color="000000"/>
               <w:left w:val="single" w:sz="4" w:space="0" w:color="000000"/>
@@ -298,7 +298,7 @@
         </w:trPr>
         <w:tc>
           <w:tcPr>
-            <w:tcW w:w="1175" w:type="dxa"/>
+            <w:tcW w:w="1174" w:type="dxa"/>
             <w:tcBorders>
               <w:top w:val="single" w:sz="4" w:space="0" w:color="000000"/>
               <w:left w:val="single" w:sz="4" w:space="0" w:color="000000"/>
@@ -333,7 +333,7 @@
         </w:tc>
         <w:tc>
           <w:tcPr>
-            <w:tcW w:w="2215" w:type="dxa"/>
+            <w:tcW w:w="2216" w:type="dxa"/>
             <w:tcBorders>
               <w:top w:val="single" w:sz="4" w:space="0" w:color="000000"/>
               <w:left w:val="single" w:sz="4" w:space="0" w:color="000000"/>
@@ -393,7 +393,7 @@
               <w:sdtPr>
                 <w:id w:val="-208886738"/>
                 <w:lock w:val="sdtLocked"/>
-                <w:date w:fullDate="2026-09-11T00:00:00Z">
+                <w:date w:fullDate="2026-09-17T00:00:00Z">
                   <w:dateFormat w:val="d/M/yyyy"/>
                   <w:lid w:val="es-419"/>
                 </w:date>
@@ -416,7 +416,16 @@
                     <w:szCs w:val="18"/>
                     <w:lang w:val="es-ES" w:bidi="ar-SA"/>
                   </w:rPr>
-                  <w:t>11/9/2026</w:t>
+                  <w:t>17/9/2026</w:t>
+                </w:r>
+                <w:r>
+                  <w:rPr>
+                    <w:rFonts w:eastAsia="Times New Roman" w:cs="Arial" w:ascii="Arial" w:hAnsi="Arial"/>
+                    <w:kern w:val="0"/>
+                    <w:sz w:val="18"/>
+                    <w:szCs w:val="18"/>
+                    <w:lang w:val="es-ES" w:bidi="ar-SA"/>
+                  </w:rPr>
                 </w:r>
               </w:sdtContent>
             </w:sdt>
@@ -530,7 +539,7 @@
         </w:trPr>
         <w:tc>
           <w:tcPr>
-            <w:tcW w:w="1175" w:type="dxa"/>
+            <w:tcW w:w="1174" w:type="dxa"/>
             <w:tcBorders>
               <w:top w:val="single" w:sz="4" w:space="0" w:color="000000"/>
               <w:left w:val="single" w:sz="4" w:space="0" w:color="000000"/>
@@ -562,7 +571,7 @@
         </w:tc>
         <w:tc>
           <w:tcPr>
-            <w:tcW w:w="2215" w:type="dxa"/>
+            <w:tcW w:w="2216" w:type="dxa"/>
             <w:tcBorders>
               <w:top w:val="single" w:sz="4" w:space="0" w:color="000000"/>
               <w:left w:val="single" w:sz="4" w:space="0" w:color="000000"/>
@@ -1424,7 +1433,7 @@
               <w:pStyle w:val="Normal"/>
               <w:widowControl/>
               <w:suppressAutoHyphens w:val="true"/>
-              <w:overflowPunct w:val="true"/>
+              <w:overflowPunct w:val="false"/>
               <w:bidi w:val="0"/>
               <w:spacing w:before="0" w:after="240"/>
               <w:jc w:val="left"/>
@@ -1913,7 +1922,7 @@
                 <w:numId w:val="2"/>
               </w:numPr>
               <w:suppressAutoHyphens w:val="true"/>
-              <w:overflowPunct w:val="true"/>
+              <w:overflowPunct w:val="false"/>
               <w:bidi w:val="0"/>
               <w:spacing w:before="0" w:after="0"/>
               <w:jc w:val="both"/>
@@ -1975,7 +1984,7 @@
               <w:pStyle w:val="Header"/>
               <w:widowControl/>
               <w:suppressAutoHyphens w:val="true"/>
-              <w:overflowPunct w:val="true"/>
+              <w:overflowPunct w:val="false"/>
               <w:bidi w:val="0"/>
               <w:spacing w:before="0" w:after="0"/>
               <w:jc w:val="both"/>
@@ -2009,7 +2018,7 @@
               <w:pStyle w:val="Header"/>
               <w:widowControl/>
               <w:suppressAutoHyphens w:val="true"/>
-              <w:overflowPunct w:val="true"/>
+              <w:overflowPunct w:val="false"/>
               <w:bidi w:val="0"/>
               <w:spacing w:before="0" w:after="0"/>
               <w:jc w:val="both"/>
@@ -2088,7 +2097,7 @@
               <w:pStyle w:val="Header"/>
               <w:widowControl/>
               <w:suppressAutoHyphens w:val="true"/>
-              <w:overflowPunct w:val="true"/>
+              <w:overflowPunct w:val="false"/>
               <w:bidi w:val="0"/>
               <w:spacing w:before="0" w:after="0"/>
               <w:jc w:val="both"/>
@@ -2126,7 +2135,7 @@
                 <w:numId w:val="2"/>
               </w:numPr>
               <w:suppressAutoHyphens w:val="true"/>
-              <w:overflowPunct w:val="true"/>
+              <w:overflowPunct w:val="false"/>
               <w:bidi w:val="0"/>
               <w:spacing w:before="0" w:after="0"/>
               <w:jc w:val="both"/>
@@ -2161,7 +2170,7 @@
               <w:pStyle w:val="Header"/>
               <w:widowControl/>
               <w:suppressAutoHyphens w:val="true"/>
-              <w:overflowPunct w:val="true"/>
+              <w:overflowPunct w:val="false"/>
               <w:bidi w:val="0"/>
               <w:spacing w:before="0" w:after="0"/>
               <w:jc w:val="both"/>
@@ -2195,7 +2204,7 @@
               <w:pStyle w:val="Header"/>
               <w:widowControl/>
               <w:suppressAutoHyphens w:val="true"/>
-              <w:overflowPunct w:val="true"/>
+              <w:overflowPunct w:val="false"/>
               <w:bidi w:val="0"/>
               <w:spacing w:before="0" w:after="0"/>
               <w:jc w:val="both"/>
@@ -2274,7 +2283,7 @@
               <w:pStyle w:val="Header"/>
               <w:widowControl/>
               <w:suppressAutoHyphens w:val="true"/>
-              <w:overflowPunct w:val="true"/>
+              <w:overflowPunct w:val="false"/>
               <w:bidi w:val="0"/>
               <w:spacing w:before="0" w:after="0"/>
               <w:jc w:val="both"/>
@@ -2308,7 +2317,7 @@
               <w:pStyle w:val="Header"/>
               <w:widowControl/>
               <w:suppressAutoHyphens w:val="true"/>
-              <w:overflowPunct w:val="true"/>
+              <w:overflowPunct w:val="false"/>
               <w:bidi w:val="0"/>
               <w:spacing w:before="0" w:after="0"/>
               <w:jc w:val="both"/>
@@ -2346,7 +2355,7 @@
                 <w:numId w:val="2"/>
               </w:numPr>
               <w:suppressAutoHyphens w:val="true"/>
-              <w:overflowPunct w:val="true"/>
+              <w:overflowPunct w:val="false"/>
               <w:bidi w:val="0"/>
               <w:spacing w:before="0" w:after="0"/>
               <w:jc w:val="both"/>
@@ -2408,7 +2417,7 @@
               <w:pStyle w:val="Header"/>
               <w:widowControl/>
               <w:suppressAutoHyphens w:val="true"/>
-              <w:overflowPunct w:val="true"/>
+              <w:overflowPunct w:val="false"/>
               <w:bidi w:val="0"/>
               <w:spacing w:before="0" w:after="0"/>
               <w:jc w:val="both"/>
@@ -2442,7 +2451,7 @@
               <w:pStyle w:val="Header"/>
               <w:widowControl/>
               <w:suppressAutoHyphens w:val="true"/>
-              <w:overflowPunct w:val="true"/>
+              <w:overflowPunct w:val="false"/>
               <w:bidi w:val="0"/>
               <w:spacing w:before="0" w:after="0"/>
               <w:jc w:val="both"/>
@@ -2470,7 +2479,7 @@
                 <w:lang w:val="es-SV" w:eastAsia="en-US" w:bidi="ar-SA"/>
               </w:rPr>
               <w:drawing>
-                <wp:anchor behindDoc="0" distT="0" distB="0" distL="0" distR="0" simplePos="0" locked="0" layoutInCell="0" allowOverlap="1" relativeHeight="13">
+                <wp:anchor behindDoc="0" distT="0" distB="0" distL="0" distR="0" simplePos="0" locked="0" layoutInCell="0" allowOverlap="1" relativeHeight="11">
                   <wp:simplePos x="0" y="0"/>
                   <wp:positionH relativeFrom="column">
                     <wp:align>center</wp:align>
@@ -2521,7 +2530,7 @@
               <w:pStyle w:val="Header"/>
               <w:widowControl/>
               <w:suppressAutoHyphens w:val="true"/>
-              <w:overflowPunct w:val="true"/>
+              <w:overflowPunct w:val="false"/>
               <w:bidi w:val="0"/>
               <w:spacing w:before="0" w:after="0"/>
               <w:jc w:val="both"/>
@@ -2559,7 +2568,7 @@
                 <w:numId w:val="2"/>
               </w:numPr>
               <w:suppressAutoHyphens w:val="true"/>
-              <w:overflowPunct w:val="true"/>
+              <w:overflowPunct w:val="false"/>
               <w:bidi w:val="0"/>
               <w:spacing w:before="0" w:after="0"/>
               <w:jc w:val="both"/>
@@ -2594,7 +2603,7 @@
               <w:pStyle w:val="Header"/>
               <w:widowControl/>
               <w:suppressAutoHyphens w:val="true"/>
-              <w:overflowPunct w:val="true"/>
+              <w:overflowPunct w:val="false"/>
               <w:bidi w:val="0"/>
               <w:spacing w:before="0" w:after="0"/>
               <w:jc w:val="both"/>
@@ -2628,7 +2637,7 @@
               <w:pStyle w:val="Header"/>
               <w:widowControl/>
               <w:suppressAutoHyphens w:val="true"/>
-              <w:overflowPunct w:val="true"/>
+              <w:overflowPunct w:val="false"/>
               <w:bidi w:val="0"/>
               <w:spacing w:before="0" w:after="0"/>
               <w:jc w:val="both"/>
@@ -2656,7 +2665,7 @@
                 <w:lang w:val="es-SV" w:eastAsia="en-US" w:bidi="ar-SA"/>
               </w:rPr>
               <w:drawing>
-                <wp:anchor behindDoc="0" distT="0" distB="0" distL="0" distR="0" simplePos="0" locked="0" layoutInCell="0" allowOverlap="1" relativeHeight="18">
+                <wp:anchor behindDoc="0" distT="0" distB="0" distL="0" distR="0" simplePos="0" locked="0" layoutInCell="0" allowOverlap="1" relativeHeight="16">
                   <wp:simplePos x="0" y="0"/>
                   <wp:positionH relativeFrom="column">
                     <wp:align>center</wp:align>
@@ -2707,7 +2716,7 @@
               <w:pStyle w:val="Header"/>
               <w:widowControl/>
               <w:suppressAutoHyphens w:val="true"/>
-              <w:overflowPunct w:val="true"/>
+              <w:overflowPunct w:val="false"/>
               <w:bidi w:val="0"/>
               <w:spacing w:before="0" w:after="0"/>
               <w:jc w:val="both"/>
@@ -2741,7 +2750,7 @@
               <w:pStyle w:val="Header"/>
               <w:widowControl/>
               <w:suppressAutoHyphens w:val="true"/>
-              <w:overflowPunct w:val="true"/>
+              <w:overflowPunct w:val="false"/>
               <w:bidi w:val="0"/>
               <w:spacing w:before="0" w:after="0"/>
               <w:jc w:val="both"/>
@@ -2775,7 +2784,7 @@
               <w:pStyle w:val="Header"/>
               <w:widowControl/>
               <w:suppressAutoHyphens w:val="true"/>
-              <w:overflowPunct w:val="true"/>
+              <w:overflowPunct w:val="false"/>
               <w:bidi w:val="0"/>
               <w:spacing w:before="0" w:after="0"/>
               <w:jc w:val="both"/>
@@ -2813,7 +2822,7 @@
                 <w:numId w:val="2"/>
               </w:numPr>
               <w:suppressAutoHyphens w:val="true"/>
-              <w:overflowPunct w:val="true"/>
+              <w:overflowPunct w:val="false"/>
               <w:bidi w:val="0"/>
               <w:spacing w:before="0" w:after="0"/>
               <w:jc w:val="both"/>
@@ -2875,7 +2884,7 @@
               <w:pStyle w:val="Header"/>
               <w:widowControl/>
               <w:suppressAutoHyphens w:val="true"/>
-              <w:overflowPunct w:val="true"/>
+              <w:overflowPunct w:val="false"/>
               <w:bidi w:val="0"/>
               <w:spacing w:before="0" w:after="0"/>
               <w:jc w:val="both"/>
@@ -2909,7 +2918,7 @@
               <w:pStyle w:val="Header"/>
               <w:widowControl/>
               <w:suppressAutoHyphens w:val="true"/>
-              <w:overflowPunct w:val="true"/>
+              <w:overflowPunct w:val="false"/>
               <w:bidi w:val="0"/>
               <w:spacing w:before="0" w:after="0"/>
               <w:jc w:val="both"/>
@@ -2937,7 +2946,7 @@
                 <w:lang w:val="es-SV" w:eastAsia="en-US" w:bidi="ar-SA"/>
               </w:rPr>
               <w:drawing>
-                <wp:anchor behindDoc="0" distT="0" distB="0" distL="0" distR="0" simplePos="0" locked="0" layoutInCell="0" allowOverlap="1" relativeHeight="19">
+                <wp:anchor behindDoc="0" distT="0" distB="0" distL="0" distR="0" simplePos="0" locked="0" layoutInCell="0" allowOverlap="1" relativeHeight="17">
                   <wp:simplePos x="0" y="0"/>
                   <wp:positionH relativeFrom="column">
                     <wp:align>center</wp:align>
@@ -2988,7 +2997,7 @@
               <w:pStyle w:val="Header"/>
               <w:widowControl/>
               <w:suppressAutoHyphens w:val="true"/>
-              <w:overflowPunct w:val="true"/>
+              <w:overflowPunct w:val="false"/>
               <w:bidi w:val="0"/>
               <w:spacing w:before="0" w:after="0"/>
               <w:jc w:val="both"/>
@@ -3026,7 +3035,7 @@
                 <w:numId w:val="2"/>
               </w:numPr>
               <w:suppressAutoHyphens w:val="true"/>
-              <w:overflowPunct w:val="true"/>
+              <w:overflowPunct w:val="false"/>
               <w:bidi w:val="0"/>
               <w:spacing w:before="0" w:after="0"/>
               <w:jc w:val="both"/>
@@ -3061,7 +3070,7 @@
               <w:pStyle w:val="Header"/>
               <w:widowControl/>
               <w:suppressAutoHyphens w:val="true"/>
-              <w:overflowPunct w:val="true"/>
+              <w:overflowPunct w:val="false"/>
               <w:bidi w:val="0"/>
               <w:spacing w:before="0" w:after="0"/>
               <w:jc w:val="both"/>
@@ -3095,7 +3104,7 @@
               <w:pStyle w:val="Header"/>
               <w:widowControl/>
               <w:suppressAutoHyphens w:val="true"/>
-              <w:overflowPunct w:val="true"/>
+              <w:overflowPunct w:val="false"/>
               <w:bidi w:val="0"/>
               <w:spacing w:before="0" w:after="0"/>
               <w:jc w:val="both"/>
@@ -3123,7 +3132,7 @@
                 <w:lang w:val="es-SV" w:eastAsia="en-US" w:bidi="ar-SA"/>
               </w:rPr>
               <w:drawing>
-                <wp:anchor behindDoc="0" distT="0" distB="0" distL="0" distR="0" simplePos="0" locked="0" layoutInCell="0" allowOverlap="1" relativeHeight="17">
+                <wp:anchor behindDoc="0" distT="0" distB="0" distL="0" distR="0" simplePos="0" locked="0" layoutInCell="0" allowOverlap="1" relativeHeight="15">
                   <wp:simplePos x="0" y="0"/>
                   <wp:positionH relativeFrom="column">
                     <wp:align>center</wp:align>
@@ -3174,7 +3183,7 @@
               <w:pStyle w:val="Header"/>
               <w:widowControl/>
               <w:suppressAutoHyphens w:val="true"/>
-              <w:overflowPunct w:val="true"/>
+              <w:overflowPunct w:val="false"/>
               <w:bidi w:val="0"/>
               <w:spacing w:before="0" w:after="0"/>
               <w:jc w:val="both"/>
@@ -3208,7 +3217,7 @@
               <w:pStyle w:val="Header"/>
               <w:widowControl/>
               <w:suppressAutoHyphens w:val="true"/>
-              <w:overflowPunct w:val="true"/>
+              <w:overflowPunct w:val="false"/>
               <w:bidi w:val="0"/>
               <w:spacing w:before="0" w:after="0"/>
               <w:jc w:val="both"/>
@@ -3242,7 +3251,7 @@
               <w:pStyle w:val="Header"/>
               <w:widowControl/>
               <w:suppressAutoHyphens w:val="true"/>
-              <w:overflowPunct w:val="true"/>
+              <w:overflowPunct w:val="false"/>
               <w:bidi w:val="0"/>
               <w:spacing w:before="0" w:after="0"/>
               <w:jc w:val="both"/>
@@ -3276,7 +3285,7 @@
               <w:pStyle w:val="Header"/>
               <w:widowControl/>
               <w:suppressAutoHyphens w:val="true"/>
-              <w:overflowPunct w:val="true"/>
+              <w:overflowPunct w:val="false"/>
               <w:bidi w:val="0"/>
               <w:spacing w:before="0" w:after="0"/>
               <w:jc w:val="both"/>
@@ -3310,7 +3319,7 @@
               <w:pStyle w:val="Header"/>
               <w:widowControl/>
               <w:suppressAutoHyphens w:val="true"/>
-              <w:overflowPunct w:val="true"/>
+              <w:overflowPunct w:val="false"/>
               <w:bidi w:val="0"/>
               <w:spacing w:before="0" w:after="0"/>
               <w:jc w:val="both"/>
@@ -3368,33 +3377,7 @@
                 <w:szCs w:val="20"/>
                 <w:lang w:bidi="ar-SA"/>
               </w:rPr>
-              <w:t>-: Api Get</w:t>
-            </w:r>
-            <w:r>
-              <w:rPr>
-                <w:rFonts w:eastAsia="Times New Roman" w:cs="Arial" w:ascii="Georgia" w:hAnsi="Georgia"/>
-                <w:b/>
-                <w:bCs/>
-                <w:color w:val="000000"/>
-                <w:kern w:val="0"/>
-                <w:sz w:val="20"/>
-                <w:szCs w:val="20"/>
-                <w:lang w:bidi="ar-SA"/>
-              </w:rPr>
-              <w:t>SelectedCard</w:t>
-            </w:r>
-            <w:r>
-              <w:rPr>
-                <w:rFonts w:eastAsia="Times New Roman" w:cs="Arial" w:ascii="Georgia" w:hAnsi="Georgia"/>
-                <w:b/>
-                <w:bCs/>
-                <w:color w:val="000000"/>
-                <w:kern w:val="0"/>
-                <w:sz w:val="20"/>
-                <w:szCs w:val="20"/>
-                <w:lang w:bidi="ar-SA"/>
-              </w:rPr>
-              <w:t xml:space="preserve"> :-</w:t>
+              <w:t>-: Api GetSelectedCard :-</w:t>
             </w:r>
           </w:p>
           <w:p>
@@ -3435,7 +3418,7 @@
                 <w:numId w:val="2"/>
               </w:numPr>
               <w:suppressAutoHyphens w:val="true"/>
-              <w:overflowPunct w:val="true"/>
+              <w:overflowPunct w:val="false"/>
               <w:bidi w:val="0"/>
               <w:spacing w:before="0" w:after="0"/>
               <w:jc w:val="both"/>
@@ -3489,33 +3472,7 @@
                 <w:szCs w:val="18"/>
                 <w:lang w:val="es-SV" w:eastAsia="en-US" w:bidi="ar-SA"/>
               </w:rPr>
-              <w:t xml:space="preserve"> para MasterCard </w:t>
-            </w:r>
-            <w:r>
-              <w:rPr>
-                <w:rFonts w:eastAsia="Times New Roman" w:cs="Arial" w:ascii="Arial" w:hAnsi="Arial"/>
-                <w:b/>
-                <w:bCs/>
-                <w:color w:val="000000"/>
-                <w:kern w:val="0"/>
-                <w:sz w:val="18"/>
-                <w:szCs w:val="18"/>
-                <w:lang w:val="es-SV" w:eastAsia="en-US" w:bidi="ar-SA"/>
-              </w:rPr>
-              <w:t>para obtener la data encriptada de la tarjeta en formato JWE</w:t>
-            </w:r>
-            <w:r>
-              <w:rPr>
-                <w:rFonts w:eastAsia="Times New Roman" w:cs="Arial" w:ascii="Arial" w:hAnsi="Arial"/>
-                <w:b/>
-                <w:bCs/>
-                <w:color w:val="000000"/>
-                <w:kern w:val="0"/>
-                <w:sz w:val="18"/>
-                <w:szCs w:val="18"/>
-                <w:lang w:val="es-SV" w:eastAsia="en-US" w:bidi="ar-SA"/>
-              </w:rPr>
-              <w:t>:</w:t>
+              <w:t xml:space="preserve"> para MasterCard para obtener la data encriptada de la tarjeta en formato JWE:</w:t>
             </w:r>
           </w:p>
           <w:p>
@@ -3523,7 +3480,7 @@
               <w:pStyle w:val="Header"/>
               <w:widowControl/>
               <w:suppressAutoHyphens w:val="true"/>
-              <w:overflowPunct w:val="true"/>
+              <w:overflowPunct w:val="false"/>
               <w:bidi w:val="0"/>
               <w:spacing w:before="0" w:after="0"/>
               <w:jc w:val="both"/>
@@ -3540,7 +3497,16 @@
               </w:rPr>
             </w:pPr>
             <w:r>
-              <w:rPr/>
+              <w:rPr>
+                <w:rFonts w:eastAsia="Times New Roman" w:cs="Arial" w:ascii="Arial" w:hAnsi="Arial"/>
+                <w:b/>
+                <w:bCs/>
+                <w:color w:val="000000"/>
+                <w:kern w:val="0"/>
+                <w:sz w:val="18"/>
+                <w:szCs w:val="18"/>
+                <w:lang w:val="es-SV" w:eastAsia="en-US" w:bidi="ar-SA"/>
+              </w:rPr>
             </w:r>
           </w:p>
           <w:p>
@@ -3548,7 +3514,7 @@
               <w:pStyle w:val="Header"/>
               <w:widowControl/>
               <w:suppressAutoHyphens w:val="true"/>
-              <w:overflowPunct w:val="true"/>
+              <w:overflowPunct w:val="false"/>
               <w:bidi w:val="0"/>
               <w:spacing w:before="0" w:after="0"/>
               <w:jc w:val="both"/>
@@ -3565,9 +3531,18 @@
               </w:rPr>
             </w:pPr>
             <w:r>
-              <w:rPr/>
+              <w:rPr>
+                <w:rFonts w:eastAsia="Times New Roman" w:cs="Arial" w:ascii="Arial" w:hAnsi="Arial"/>
+                <w:b/>
+                <w:bCs/>
+                <w:color w:val="000000"/>
+                <w:kern w:val="0"/>
+                <w:sz w:val="18"/>
+                <w:szCs w:val="18"/>
+                <w:lang w:val="es-SV" w:eastAsia="en-US" w:bidi="ar-SA"/>
+              </w:rPr>
               <w:drawing>
-                <wp:anchor behindDoc="0" distT="0" distB="0" distL="0" distR="0" simplePos="0" locked="0" layoutInCell="0" allowOverlap="1" relativeHeight="15">
+                <wp:anchor behindDoc="0" distT="0" distB="0" distL="0" distR="0" simplePos="0" locked="0" layoutInCell="0" allowOverlap="1" relativeHeight="13">
                   <wp:simplePos x="0" y="0"/>
                   <wp:positionH relativeFrom="column">
                     <wp:align>center</wp:align>
@@ -3618,7 +3593,7 @@
               <w:pStyle w:val="Header"/>
               <w:widowControl/>
               <w:suppressAutoHyphens w:val="true"/>
-              <w:overflowPunct w:val="true"/>
+              <w:overflowPunct w:val="false"/>
               <w:bidi w:val="0"/>
               <w:spacing w:before="0" w:after="0"/>
               <w:jc w:val="both"/>
@@ -3635,7 +3610,16 @@
               </w:rPr>
             </w:pPr>
             <w:r>
-              <w:rPr/>
+              <w:rPr>
+                <w:rFonts w:eastAsia="Times New Roman" w:cs="Arial" w:ascii="Arial" w:hAnsi="Arial"/>
+                <w:b/>
+                <w:bCs/>
+                <w:color w:val="000000"/>
+                <w:kern w:val="0"/>
+                <w:sz w:val="18"/>
+                <w:szCs w:val="18"/>
+                <w:lang w:val="es-SV" w:eastAsia="en-US" w:bidi="ar-SA"/>
+              </w:rPr>
             </w:r>
           </w:p>
           <w:p>
@@ -3647,7 +3631,7 @@
                 <w:numId w:val="2"/>
               </w:numPr>
               <w:suppressAutoHyphens w:val="true"/>
-              <w:overflowPunct w:val="true"/>
+              <w:overflowPunct w:val="false"/>
               <w:bidi w:val="0"/>
               <w:spacing w:before="0" w:after="0"/>
               <w:jc w:val="both"/>
@@ -3682,7 +3666,7 @@
               <w:pStyle w:val="Header"/>
               <w:widowControl/>
               <w:suppressAutoHyphens w:val="true"/>
-              <w:overflowPunct w:val="true"/>
+              <w:overflowPunct w:val="false"/>
               <w:bidi w:val="0"/>
               <w:spacing w:before="0" w:after="0"/>
               <w:jc w:val="both"/>
@@ -3699,7 +3683,16 @@
               </w:rPr>
             </w:pPr>
             <w:r>
-              <w:rPr/>
+              <w:rPr>
+                <w:rFonts w:eastAsia="Times New Roman" w:cs="Arial" w:ascii="Arial" w:hAnsi="Arial"/>
+                <w:b/>
+                <w:bCs/>
+                <w:color w:val="000000"/>
+                <w:kern w:val="0"/>
+                <w:sz w:val="18"/>
+                <w:szCs w:val="18"/>
+                <w:lang w:val="es-SV" w:eastAsia="en-US" w:bidi="ar-SA"/>
+              </w:rPr>
             </w:r>
           </w:p>
           <w:p>
@@ -3707,7 +3700,7 @@
               <w:pStyle w:val="Header"/>
               <w:widowControl/>
               <w:suppressAutoHyphens w:val="true"/>
-              <w:overflowPunct w:val="true"/>
+              <w:overflowPunct w:val="false"/>
               <w:bidi w:val="0"/>
               <w:spacing w:before="0" w:after="0"/>
               <w:jc w:val="both"/>
@@ -3724,9 +3717,18 @@
               </w:rPr>
             </w:pPr>
             <w:r>
-              <w:rPr/>
+              <w:rPr>
+                <w:rFonts w:eastAsia="Times New Roman" w:cs="Arial" w:ascii="Arial" w:hAnsi="Arial"/>
+                <w:b/>
+                <w:bCs/>
+                <w:color w:val="000000"/>
+                <w:kern w:val="0"/>
+                <w:sz w:val="18"/>
+                <w:szCs w:val="18"/>
+                <w:lang w:val="es-SV" w:eastAsia="en-US" w:bidi="ar-SA"/>
+              </w:rPr>
               <w:drawing>
-                <wp:anchor behindDoc="0" distT="0" distB="0" distL="0" distR="0" simplePos="0" locked="0" layoutInCell="0" allowOverlap="1" relativeHeight="16">
+                <wp:anchor behindDoc="0" distT="0" distB="0" distL="0" distR="0" simplePos="0" locked="0" layoutInCell="0" allowOverlap="1" relativeHeight="14">
                   <wp:simplePos x="0" y="0"/>
                   <wp:positionH relativeFrom="column">
                     <wp:align>center</wp:align>
@@ -3777,7 +3779,7 @@
               <w:pStyle w:val="Header"/>
               <w:widowControl/>
               <w:suppressAutoHyphens w:val="true"/>
-              <w:overflowPunct w:val="true"/>
+              <w:overflowPunct w:val="false"/>
               <w:bidi w:val="0"/>
               <w:spacing w:before="0" w:after="0"/>
               <w:jc w:val="both"/>
@@ -3794,7 +3796,16 @@
               </w:rPr>
             </w:pPr>
             <w:r>
-              <w:rPr/>
+              <w:rPr>
+                <w:rFonts w:eastAsia="Times New Roman" w:cs="Arial" w:ascii="Arial" w:hAnsi="Arial"/>
+                <w:b/>
+                <w:bCs/>
+                <w:color w:val="000000"/>
+                <w:kern w:val="0"/>
+                <w:sz w:val="18"/>
+                <w:szCs w:val="18"/>
+                <w:lang w:val="es-SV" w:eastAsia="en-US" w:bidi="ar-SA"/>
+              </w:rPr>
             </w:r>
           </w:p>
           <w:p>
@@ -3806,7 +3817,7 @@
                 <w:numId w:val="2"/>
               </w:numPr>
               <w:suppressAutoHyphens w:val="true"/>
-              <w:overflowPunct w:val="true"/>
+              <w:overflowPunct w:val="false"/>
               <w:bidi w:val="0"/>
               <w:spacing w:before="0" w:after="0"/>
               <w:jc w:val="both"/>
@@ -3860,33 +3871,7 @@
                 <w:szCs w:val="18"/>
                 <w:lang w:val="es-SV" w:eastAsia="en-US" w:bidi="ar-SA"/>
               </w:rPr>
-              <w:t xml:space="preserve"> para MasterCard </w:t>
-            </w:r>
-            <w:r>
-              <w:rPr>
-                <w:rFonts w:eastAsia="Times New Roman" w:cs="Arial" w:ascii="Arial" w:hAnsi="Arial"/>
-                <w:b/>
-                <w:bCs/>
-                <w:color w:val="000000"/>
-                <w:kern w:val="0"/>
-                <w:sz w:val="18"/>
-                <w:szCs w:val="18"/>
-                <w:lang w:val="es-SV" w:eastAsia="en-US" w:bidi="ar-SA"/>
-              </w:rPr>
-              <w:t>para obtener la data encriptada de la tarjeta en formato JWE</w:t>
-            </w:r>
-            <w:r>
-              <w:rPr>
-                <w:rFonts w:eastAsia="Times New Roman" w:cs="Arial" w:ascii="Arial" w:hAnsi="Arial"/>
-                <w:b/>
-                <w:bCs/>
-                <w:color w:val="000000"/>
-                <w:kern w:val="0"/>
-                <w:sz w:val="18"/>
-                <w:szCs w:val="18"/>
-                <w:lang w:val="es-SV" w:eastAsia="en-US" w:bidi="ar-SA"/>
-              </w:rPr>
-              <w:t>:</w:t>
+              <w:t xml:space="preserve"> para MasterCard para obtener la data encriptada de la tarjeta en formato JWE:</w:t>
             </w:r>
           </w:p>
           <w:p>
@@ -3894,7 +3879,7 @@
               <w:pStyle w:val="Header"/>
               <w:widowControl/>
               <w:suppressAutoHyphens w:val="true"/>
-              <w:overflowPunct w:val="true"/>
+              <w:overflowPunct w:val="false"/>
               <w:bidi w:val="0"/>
               <w:spacing w:before="0" w:after="0"/>
               <w:jc w:val="both"/>
@@ -3911,7 +3896,16 @@
               </w:rPr>
             </w:pPr>
             <w:r>
-              <w:rPr/>
+              <w:rPr>
+                <w:rFonts w:eastAsia="Times New Roman" w:cs="Arial" w:ascii="Arial" w:hAnsi="Arial"/>
+                <w:b/>
+                <w:bCs/>
+                <w:color w:val="000000"/>
+                <w:kern w:val="0"/>
+                <w:sz w:val="18"/>
+                <w:szCs w:val="18"/>
+                <w:lang w:val="es-SV" w:eastAsia="en-US" w:bidi="ar-SA"/>
+              </w:rPr>
             </w:r>
           </w:p>
           <w:p>
@@ -3919,7 +3913,7 @@
               <w:pStyle w:val="Header"/>
               <w:widowControl/>
               <w:suppressAutoHyphens w:val="true"/>
-              <w:overflowPunct w:val="true"/>
+              <w:overflowPunct w:val="false"/>
               <w:bidi w:val="0"/>
               <w:spacing w:before="0" w:after="0"/>
               <w:jc w:val="both"/>
@@ -3936,9 +3930,18 @@
               </w:rPr>
             </w:pPr>
             <w:r>
-              <w:rPr/>
+              <w:rPr>
+                <w:rFonts w:eastAsia="Times New Roman" w:cs="Arial" w:ascii="Arial" w:hAnsi="Arial"/>
+                <w:b/>
+                <w:bCs/>
+                <w:color w:val="000000"/>
+                <w:kern w:val="0"/>
+                <w:sz w:val="18"/>
+                <w:szCs w:val="18"/>
+                <w:lang w:val="es-SV" w:eastAsia="en-US" w:bidi="ar-SA"/>
+              </w:rPr>
               <w:drawing>
-                <wp:anchor behindDoc="0" distT="0" distB="0" distL="0" distR="0" simplePos="0" locked="0" layoutInCell="0" allowOverlap="1" relativeHeight="14">
+                <wp:anchor behindDoc="0" distT="0" distB="0" distL="0" distR="0" simplePos="0" locked="0" layoutInCell="0" allowOverlap="1" relativeHeight="12">
                   <wp:simplePos x="0" y="0"/>
                   <wp:positionH relativeFrom="column">
                     <wp:align>center</wp:align>
@@ -3989,7 +3992,7 @@
               <w:pStyle w:val="Header"/>
               <w:widowControl/>
               <w:suppressAutoHyphens w:val="true"/>
-              <w:overflowPunct w:val="true"/>
+              <w:overflowPunct w:val="false"/>
               <w:bidi w:val="0"/>
               <w:spacing w:before="0" w:after="0"/>
               <w:jc w:val="both"/>
@@ -4006,7 +4009,16 @@
               </w:rPr>
             </w:pPr>
             <w:r>
-              <w:rPr/>
+              <w:rPr>
+                <w:rFonts w:eastAsia="Times New Roman" w:cs="Arial" w:ascii="Arial" w:hAnsi="Arial"/>
+                <w:b/>
+                <w:bCs/>
+                <w:color w:val="000000"/>
+                <w:kern w:val="0"/>
+                <w:sz w:val="18"/>
+                <w:szCs w:val="18"/>
+                <w:lang w:val="es-SV" w:eastAsia="en-US" w:bidi="ar-SA"/>
+              </w:rPr>
             </w:r>
           </w:p>
           <w:p>
@@ -4018,7 +4030,7 @@
                 <w:numId w:val="2"/>
               </w:numPr>
               <w:suppressAutoHyphens w:val="true"/>
-              <w:overflowPunct w:val="true"/>
+              <w:overflowPunct w:val="false"/>
               <w:bidi w:val="0"/>
               <w:spacing w:before="0" w:after="0"/>
               <w:jc w:val="both"/>
@@ -4053,7 +4065,7 @@
               <w:pStyle w:val="Header"/>
               <w:widowControl/>
               <w:suppressAutoHyphens w:val="true"/>
-              <w:overflowPunct w:val="true"/>
+              <w:overflowPunct w:val="false"/>
               <w:bidi w:val="0"/>
               <w:spacing w:before="0" w:after="0"/>
               <w:jc w:val="both"/>
@@ -4070,7 +4082,16 @@
               </w:rPr>
             </w:pPr>
             <w:r>
-              <w:rPr/>
+              <w:rPr>
+                <w:rFonts w:eastAsia="Times New Roman" w:cs="Arial" w:ascii="Arial" w:hAnsi="Arial"/>
+                <w:b/>
+                <w:bCs/>
+                <w:color w:val="000000"/>
+                <w:kern w:val="0"/>
+                <w:sz w:val="18"/>
+                <w:szCs w:val="18"/>
+                <w:lang w:val="es-SV" w:eastAsia="en-US" w:bidi="ar-SA"/>
+              </w:rPr>
             </w:r>
           </w:p>
           <w:p>
@@ -4078,7 +4099,7 @@
               <w:pStyle w:val="Header"/>
               <w:widowControl/>
               <w:suppressAutoHyphens w:val="true"/>
-              <w:overflowPunct w:val="true"/>
+              <w:overflowPunct w:val="false"/>
               <w:bidi w:val="0"/>
               <w:spacing w:before="0" w:after="0"/>
               <w:jc w:val="both"/>
@@ -4095,7 +4116,16 @@
               </w:rPr>
             </w:pPr>
             <w:r>
-              <w:rPr/>
+              <w:rPr>
+                <w:rFonts w:eastAsia="Times New Roman" w:cs="Arial" w:ascii="Arial" w:hAnsi="Arial"/>
+                <w:b/>
+                <w:bCs/>
+                <w:color w:val="000000"/>
+                <w:kern w:val="0"/>
+                <w:sz w:val="18"/>
+                <w:szCs w:val="18"/>
+                <w:lang w:val="es-SV" w:eastAsia="en-US" w:bidi="ar-SA"/>
+              </w:rPr>
               <w:drawing>
                 <wp:anchor behindDoc="0" distT="0" distB="0" distL="0" distR="0" simplePos="0" locked="0" layoutInCell="0" allowOverlap="1" relativeHeight="10">
                   <wp:simplePos x="0" y="0"/>
@@ -4148,7 +4178,7 @@
               <w:pStyle w:val="Header"/>
               <w:widowControl/>
               <w:suppressAutoHyphens w:val="true"/>
-              <w:overflowPunct w:val="true"/>
+              <w:overflowPunct w:val="false"/>
               <w:bidi w:val="0"/>
               <w:spacing w:before="0" w:after="0"/>
               <w:jc w:val="both"/>
@@ -4165,7 +4195,16 @@
               </w:rPr>
             </w:pPr>
             <w:r>
-              <w:rPr/>
+              <w:rPr>
+                <w:rFonts w:eastAsia="Times New Roman" w:cs="Arial" w:ascii="Arial" w:hAnsi="Arial"/>
+                <w:b/>
+                <w:bCs/>
+                <w:color w:val="000000"/>
+                <w:kern w:val="0"/>
+                <w:sz w:val="18"/>
+                <w:szCs w:val="18"/>
+                <w:lang w:val="es-SV" w:eastAsia="en-US" w:bidi="ar-SA"/>
+              </w:rPr>
             </w:r>
           </w:p>
           <w:p>
@@ -4173,7 +4212,7 @@
               <w:pStyle w:val="Header"/>
               <w:widowControl/>
               <w:suppressAutoHyphens w:val="true"/>
-              <w:overflowPunct w:val="true"/>
+              <w:overflowPunct w:val="false"/>
               <w:bidi w:val="0"/>
               <w:spacing w:before="0" w:after="0"/>
               <w:jc w:val="both"/>
@@ -4211,7 +4250,7 @@
                 <w:numId w:val="2"/>
               </w:numPr>
               <w:suppressAutoHyphens w:val="true"/>
-              <w:overflowPunct w:val="true"/>
+              <w:overflowPunct w:val="false"/>
               <w:bidi w:val="0"/>
               <w:spacing w:before="0" w:after="0"/>
               <w:jc w:val="both"/>
@@ -4265,33 +4304,7 @@
                 <w:szCs w:val="18"/>
                 <w:lang w:val="es-SV" w:eastAsia="en-US" w:bidi="ar-SA"/>
               </w:rPr>
-              <w:t xml:space="preserve"> para MasterCard </w:t>
-            </w:r>
-            <w:r>
-              <w:rPr>
-                <w:rFonts w:eastAsia="Times New Roman" w:cs="Arial" w:ascii="Arial" w:hAnsi="Arial"/>
-                <w:b/>
-                <w:bCs/>
-                <w:color w:val="000000"/>
-                <w:kern w:val="0"/>
-                <w:sz w:val="18"/>
-                <w:szCs w:val="18"/>
-                <w:lang w:val="es-SV" w:eastAsia="en-US" w:bidi="ar-SA"/>
-              </w:rPr>
-              <w:t>para obtener la data encriptada de la tarjeta en formato JWE</w:t>
-            </w:r>
-            <w:r>
-              <w:rPr>
-                <w:rFonts w:eastAsia="Times New Roman" w:cs="Arial" w:ascii="Arial" w:hAnsi="Arial"/>
-                <w:b/>
-                <w:bCs/>
-                <w:color w:val="000000"/>
-                <w:kern w:val="0"/>
-                <w:sz w:val="18"/>
-                <w:szCs w:val="18"/>
-                <w:lang w:val="es-SV" w:eastAsia="en-US" w:bidi="ar-SA"/>
-              </w:rPr>
-              <w:t>:</w:t>
+              <w:t xml:space="preserve"> para MasterCard para obtener la data encriptada de la tarjeta en formato JWE:</w:t>
             </w:r>
           </w:p>
           <w:p>
@@ -4299,7 +4312,7 @@
               <w:pStyle w:val="Header"/>
               <w:widowControl/>
               <w:suppressAutoHyphens w:val="true"/>
-              <w:overflowPunct w:val="true"/>
+              <w:overflowPunct w:val="false"/>
               <w:bidi w:val="0"/>
               <w:spacing w:before="0" w:after="0"/>
               <w:jc w:val="both"/>
@@ -4316,7 +4329,16 @@
               </w:rPr>
             </w:pPr>
             <w:r>
-              <w:rPr/>
+              <w:rPr>
+                <w:rFonts w:eastAsia="Times New Roman" w:cs="Arial" w:ascii="Arial" w:hAnsi="Arial"/>
+                <w:b/>
+                <w:bCs/>
+                <w:color w:val="000000"/>
+                <w:kern w:val="0"/>
+                <w:sz w:val="18"/>
+                <w:szCs w:val="18"/>
+                <w:lang w:val="es-SV" w:eastAsia="en-US" w:bidi="ar-SA"/>
+              </w:rPr>
             </w:r>
           </w:p>
           <w:p>
@@ -4324,7 +4346,7 @@
               <w:pStyle w:val="Header"/>
               <w:widowControl/>
               <w:suppressAutoHyphens w:val="true"/>
-              <w:overflowPunct w:val="true"/>
+              <w:overflowPunct w:val="false"/>
               <w:bidi w:val="0"/>
               <w:spacing w:before="0" w:after="0"/>
               <w:jc w:val="both"/>
@@ -4341,9 +4363,18 @@
               </w:rPr>
             </w:pPr>
             <w:r>
-              <w:rPr/>
+              <w:rPr>
+                <w:rFonts w:eastAsia="Times New Roman" w:cs="Arial" w:ascii="Arial" w:hAnsi="Arial"/>
+                <w:b/>
+                <w:bCs/>
+                <w:color w:val="000000"/>
+                <w:kern w:val="0"/>
+                <w:sz w:val="18"/>
+                <w:szCs w:val="18"/>
+                <w:lang w:val="es-SV" w:eastAsia="en-US" w:bidi="ar-SA"/>
+              </w:rPr>
               <w:drawing>
-                <wp:anchor behindDoc="0" distT="0" distB="0" distL="0" distR="0" simplePos="0" locked="0" layoutInCell="0" allowOverlap="1" relativeHeight="20">
+                <wp:anchor behindDoc="0" distT="0" distB="0" distL="0" distR="0" simplePos="0" locked="0" layoutInCell="0" allowOverlap="1" relativeHeight="18">
                   <wp:simplePos x="0" y="0"/>
                   <wp:positionH relativeFrom="column">
                     <wp:align>center</wp:align>
@@ -4394,7 +4425,7 @@
               <w:pStyle w:val="Header"/>
               <w:widowControl/>
               <w:suppressAutoHyphens w:val="true"/>
-              <w:overflowPunct w:val="true"/>
+              <w:overflowPunct w:val="false"/>
               <w:bidi w:val="0"/>
               <w:spacing w:before="0" w:after="0"/>
               <w:jc w:val="both"/>
@@ -4411,7 +4442,16 @@
               </w:rPr>
             </w:pPr>
             <w:r>
-              <w:rPr/>
+              <w:rPr>
+                <w:rFonts w:eastAsia="Times New Roman" w:cs="Arial" w:ascii="Arial" w:hAnsi="Arial"/>
+                <w:b/>
+                <w:bCs/>
+                <w:color w:val="000000"/>
+                <w:kern w:val="0"/>
+                <w:sz w:val="18"/>
+                <w:szCs w:val="18"/>
+                <w:lang w:val="es-SV" w:eastAsia="en-US" w:bidi="ar-SA"/>
+              </w:rPr>
             </w:r>
           </w:p>
           <w:p>
@@ -4423,7 +4463,7 @@
                 <w:numId w:val="2"/>
               </w:numPr>
               <w:suppressAutoHyphens w:val="true"/>
-              <w:overflowPunct w:val="true"/>
+              <w:overflowPunct w:val="false"/>
               <w:bidi w:val="0"/>
               <w:spacing w:before="0" w:after="0"/>
               <w:jc w:val="both"/>
@@ -4458,7 +4498,7 @@
               <w:pStyle w:val="Header"/>
               <w:widowControl/>
               <w:suppressAutoHyphens w:val="true"/>
-              <w:overflowPunct w:val="true"/>
+              <w:overflowPunct w:val="false"/>
               <w:bidi w:val="0"/>
               <w:spacing w:before="0" w:after="0"/>
               <w:jc w:val="both"/>
@@ -4475,7 +4515,16 @@
               </w:rPr>
             </w:pPr>
             <w:r>
-              <w:rPr/>
+              <w:rPr>
+                <w:rFonts w:eastAsia="Times New Roman" w:cs="Arial" w:ascii="Arial" w:hAnsi="Arial"/>
+                <w:b/>
+                <w:bCs/>
+                <w:color w:val="000000"/>
+                <w:kern w:val="0"/>
+                <w:sz w:val="18"/>
+                <w:szCs w:val="18"/>
+                <w:lang w:val="es-SV" w:eastAsia="en-US" w:bidi="ar-SA"/>
+              </w:rPr>
             </w:r>
           </w:p>
           <w:p>
@@ -4483,7 +4532,7 @@
               <w:pStyle w:val="Header"/>
               <w:widowControl/>
               <w:suppressAutoHyphens w:val="true"/>
-              <w:overflowPunct w:val="true"/>
+              <w:overflowPunct w:val="false"/>
               <w:bidi w:val="0"/>
               <w:spacing w:before="0" w:after="0"/>
               <w:jc w:val="both"/>
@@ -4500,9 +4549,18 @@
               </w:rPr>
             </w:pPr>
             <w:r>
-              <w:rPr/>
+              <w:rPr>
+                <w:rFonts w:eastAsia="Times New Roman" w:cs="Arial" w:ascii="Arial" w:hAnsi="Arial"/>
+                <w:b/>
+                <w:bCs/>
+                <w:color w:val="000000"/>
+                <w:kern w:val="0"/>
+                <w:sz w:val="18"/>
+                <w:szCs w:val="18"/>
+                <w:lang w:val="es-SV" w:eastAsia="en-US" w:bidi="ar-SA"/>
+              </w:rPr>
               <w:drawing>
-                <wp:anchor behindDoc="0" distT="0" distB="0" distL="0" distR="0" simplePos="0" locked="0" layoutInCell="0" allowOverlap="1" relativeHeight="21">
+                <wp:anchor behindDoc="0" distT="0" distB="0" distL="0" distR="0" simplePos="0" locked="0" layoutInCell="0" allowOverlap="1" relativeHeight="19">
                   <wp:simplePos x="0" y="0"/>
                   <wp:positionH relativeFrom="column">
                     <wp:align>center</wp:align>
@@ -4553,7 +4611,7 @@
               <w:pStyle w:val="Header"/>
               <w:widowControl/>
               <w:suppressAutoHyphens w:val="true"/>
-              <w:overflowPunct w:val="true"/>
+              <w:overflowPunct w:val="false"/>
               <w:bidi w:val="0"/>
               <w:spacing w:before="0" w:after="0"/>
               <w:jc w:val="both"/>
@@ -4570,7 +4628,16 @@
               </w:rPr>
             </w:pPr>
             <w:r>
-              <w:rPr/>
+              <w:rPr>
+                <w:rFonts w:eastAsia="Times New Roman" w:cs="Arial" w:ascii="Arial" w:hAnsi="Arial"/>
+                <w:b/>
+                <w:bCs/>
+                <w:color w:val="000000"/>
+                <w:kern w:val="0"/>
+                <w:sz w:val="18"/>
+                <w:szCs w:val="18"/>
+                <w:lang w:val="es-SV" w:eastAsia="en-US" w:bidi="ar-SA"/>
+              </w:rPr>
             </w:r>
           </w:p>
           <w:p>
@@ -4578,7 +4645,7 @@
               <w:pStyle w:val="Header"/>
               <w:widowControl/>
               <w:suppressAutoHyphens w:val="true"/>
-              <w:overflowPunct w:val="true"/>
+              <w:overflowPunct w:val="false"/>
               <w:bidi w:val="0"/>
               <w:spacing w:before="0" w:after="0"/>
               <w:jc w:val="both"/>
@@ -4595,7 +4662,16 @@
               </w:rPr>
             </w:pPr>
             <w:r>
-              <w:rPr/>
+              <w:rPr>
+                <w:rFonts w:eastAsia="Times New Roman" w:cs="Arial" w:ascii="Arial" w:hAnsi="Arial"/>
+                <w:b/>
+                <w:bCs/>
+                <w:color w:val="000000"/>
+                <w:kern w:val="0"/>
+                <w:sz w:val="18"/>
+                <w:szCs w:val="18"/>
+                <w:lang w:val="es-SV" w:eastAsia="en-US" w:bidi="ar-SA"/>
+              </w:rPr>
             </w:r>
           </w:p>
           <w:p>
@@ -4603,7 +4679,7 @@
               <w:pStyle w:val="Header"/>
               <w:widowControl/>
               <w:suppressAutoHyphens w:val="true"/>
-              <w:overflowPunct w:val="true"/>
+              <w:overflowPunct w:val="false"/>
               <w:bidi w:val="0"/>
               <w:spacing w:before="0" w:after="0"/>
               <w:jc w:val="both"/>
@@ -4637,7 +4713,7 @@
               <w:pStyle w:val="Header"/>
               <w:widowControl/>
               <w:suppressAutoHyphens w:val="true"/>
-              <w:overflowPunct w:val="true"/>
+              <w:overflowPunct w:val="false"/>
               <w:bidi w:val="0"/>
               <w:spacing w:before="0" w:after="0"/>
               <w:jc w:val="both"/>
@@ -5938,7 +6014,7 @@
         <wp:inline distT="0" distB="0" distL="0" distR="0">
           <wp:extent cx="6053455" cy="733425"/>
           <wp:effectExtent l="0" t="0" r="0" b="0"/>
-          <wp:docPr id="13" name="Imagen 5 Copia 1 Copia 1 Copia 1 Copia 1 Copia 1 Copia 1 Copia 1 Copia 1 Copia 1 Copia 1 Copia 1 Copia 1 Copia 1 Copia 1 Copia 1" descr="cid:image004.jpg@01D74E57.C4EA2700"/>
+          <wp:docPr id="13" name="Imagen 5 Copia 1 Copia 1 Copia 1 Copia 1 Copia 1 Copia 1 Copia 1 Copia 1 Copia 1 Copia 1 Copia 1 Copia 1 Copia 1 Copia 1 Copia 1 Copia 1" descr="cid:image004.jpg@01D74E57.C4EA2700"/>
           <wp:cNvGraphicFramePr>
             <a:graphicFrameLocks xmlns:a="http://schemas.openxmlformats.org/drawingml/2006/main" noChangeAspect="1"/>
           </wp:cNvGraphicFramePr>
@@ -5946,7 +6022,7 @@
             <a:graphicData uri="http://schemas.openxmlformats.org/drawingml/2006/picture">
               <pic:pic xmlns:pic="http://schemas.openxmlformats.org/drawingml/2006/picture">
                 <pic:nvPicPr>
-                  <pic:cNvPr id="13" name="Imagen 5 Copia 1 Copia 1 Copia 1 Copia 1 Copia 1 Copia 1 Copia 1 Copia 1 Copia 1 Copia 1 Copia 1 Copia 1 Copia 1 Copia 1 Copia 1" descr="cid:image004.jpg@01D74E57.C4EA2700"/>
+                  <pic:cNvPr id="13" name="Imagen 5 Copia 1 Copia 1 Copia 1 Copia 1 Copia 1 Copia 1 Copia 1 Copia 1 Copia 1 Copia 1 Copia 1 Copia 1 Copia 1 Copia 1 Copia 1 Copia 1" descr="cid:image004.jpg@01D74E57.C4EA2700"/>
                   <pic:cNvPicPr>
                     <a:picLocks noChangeAspect="1" noChangeArrowheads="1"/>
                   </pic:cNvPicPr>
@@ -5990,7 +6066,7 @@
         <wp:inline distT="0" distB="0" distL="0" distR="0">
           <wp:extent cx="6053455" cy="733425"/>
           <wp:effectExtent l="0" t="0" r="0" b="0"/>
-          <wp:docPr id="14" name="Imagen 6 Copia 1 Copia 1 Copia 1 Copia 1 Copia 1 Copia 1 Copia 1 Copia 1 Copia 1 Copia 1 Copia 1 Copia 1 Copia 1 Copia 1 Copia 1" descr="cid:image004.jpg@01D74E57.C4EA2700"/>
+          <wp:docPr id="14" name="Imagen 6 Copia 1 Copia 1 Copia 1 Copia 1 Copia 1 Copia 1 Copia 1 Copia 1 Copia 1 Copia 1 Copia 1 Copia 1 Copia 1 Copia 1 Copia 1 Copia 1" descr="cid:image004.jpg@01D74E57.C4EA2700"/>
           <wp:cNvGraphicFramePr>
             <a:graphicFrameLocks xmlns:a="http://schemas.openxmlformats.org/drawingml/2006/main" noChangeAspect="1"/>
           </wp:cNvGraphicFramePr>
@@ -5998,7 +6074,7 @@
             <a:graphicData uri="http://schemas.openxmlformats.org/drawingml/2006/picture">
               <pic:pic xmlns:pic="http://schemas.openxmlformats.org/drawingml/2006/picture">
                 <pic:nvPicPr>
-                  <pic:cNvPr id="14" name="Imagen 6 Copia 1 Copia 1 Copia 1 Copia 1 Copia 1 Copia 1 Copia 1 Copia 1 Copia 1 Copia 1 Copia 1 Copia 1 Copia 1 Copia 1 Copia 1" descr="cid:image004.jpg@01D74E57.C4EA2700"/>
+                  <pic:cNvPr id="14" name="Imagen 6 Copia 1 Copia 1 Copia 1 Copia 1 Copia 1 Copia 1 Copia 1 Copia 1 Copia 1 Copia 1 Copia 1 Copia 1 Copia 1 Copia 1 Copia 1 Copia 1" descr="cid:image004.jpg@01D74E57.C4EA2700"/>
                   <pic:cNvPicPr>
                     <a:picLocks noChangeAspect="1" noChangeArrowheads="1"/>
                   </pic:cNvPicPr>
@@ -6048,7 +6124,7 @@
         <wp:inline distT="0" distB="0" distL="0" distR="0">
           <wp:extent cx="3619500" cy="732790"/>
           <wp:effectExtent l="0" t="0" r="0" b="0"/>
-          <wp:docPr id="15" name="Imagen 4 Copia 1 Copia 1 Copia 1 Copia 1 Copia 1 Copia 1 Copia 1 Copia 1 Copia 1 Copia 1 Copia 1 Copia 1 Copia 1 Copia 1 Copia 1" descr="cid:image004.jpg@01D74E57.C4EA2700"/>
+          <wp:docPr id="15" name="Imagen 4 Copia 1 Copia 1 Copia 1 Copia 1 Copia 1 Copia 1 Copia 1 Copia 1 Copia 1 Copia 1 Copia 1 Copia 1 Copia 1 Copia 1 Copia 1 Copia 1" descr="cid:image004.jpg@01D74E57.C4EA2700"/>
           <wp:cNvGraphicFramePr>
             <a:graphicFrameLocks xmlns:a="http://schemas.openxmlformats.org/drawingml/2006/main" noChangeAspect="1"/>
           </wp:cNvGraphicFramePr>
@@ -6056,7 +6132,7 @@
             <a:graphicData uri="http://schemas.openxmlformats.org/drawingml/2006/picture">
               <pic:pic xmlns:pic="http://schemas.openxmlformats.org/drawingml/2006/picture">
                 <pic:nvPicPr>
-                  <pic:cNvPr id="15" name="Imagen 4 Copia 1 Copia 1 Copia 1 Copia 1 Copia 1 Copia 1 Copia 1 Copia 1 Copia 1 Copia 1 Copia 1 Copia 1 Copia 1 Copia 1 Copia 1" descr="cid:image004.jpg@01D74E57.C4EA2700"/>
+                  <pic:cNvPr id="15" name="Imagen 4 Copia 1 Copia 1 Copia 1 Copia 1 Copia 1 Copia 1 Copia 1 Copia 1 Copia 1 Copia 1 Copia 1 Copia 1 Copia 1 Copia 1 Copia 1 Copia 1" descr="cid:image004.jpg@01D74E57.C4EA2700"/>
                   <pic:cNvPicPr>
                     <a:picLocks noChangeAspect="1" noChangeArrowheads="1"/>
                   </pic:cNvPicPr>
@@ -6095,7 +6171,7 @@
         <wp:inline distT="0" distB="0" distL="0" distR="0">
           <wp:extent cx="2434590" cy="733425"/>
           <wp:effectExtent l="0" t="0" r="0" b="0"/>
-          <wp:docPr id="16" name="Imagen 3 Copia 1 Copia 1 Copia 1 Copia 1 Copia 1 Copia 1 Copia 1 Copia 1 Copia 1 Copia 1 Copia 1 Copia 1 Copia 1 Copia 1 Copia 1" descr="cid:image004.jpg@01D74E57.C4EA2700"/>
+          <wp:docPr id="16" name="Imagen 3 Copia 1 Copia 1 Copia 1 Copia 1 Copia 1 Copia 1 Copia 1 Copia 1 Copia 1 Copia 1 Copia 1 Copia 1 Copia 1 Copia 1 Copia 1 Copia 1" descr="cid:image004.jpg@01D74E57.C4EA2700"/>
           <wp:cNvGraphicFramePr>
             <a:graphicFrameLocks xmlns:a="http://schemas.openxmlformats.org/drawingml/2006/main" noChangeAspect="1"/>
           </wp:cNvGraphicFramePr>
@@ -6103,7 +6179,7 @@
             <a:graphicData uri="http://schemas.openxmlformats.org/drawingml/2006/picture">
               <pic:pic xmlns:pic="http://schemas.openxmlformats.org/drawingml/2006/picture">
                 <pic:nvPicPr>
-                  <pic:cNvPr id="16" name="Imagen 3 Copia 1 Copia 1 Copia 1 Copia 1 Copia 1 Copia 1 Copia 1 Copia 1 Copia 1 Copia 1 Copia 1 Copia 1 Copia 1 Copia 1 Copia 1" descr="cid:image004.jpg@01D74E57.C4EA2700"/>
+                  <pic:cNvPr id="16" name="Imagen 3 Copia 1 Copia 1 Copia 1 Copia 1 Copia 1 Copia 1 Copia 1 Copia 1 Copia 1 Copia 1 Copia 1 Copia 1 Copia 1 Copia 1 Copia 1 Copia 1" descr="cid:image004.jpg@01D74E57.C4EA2700"/>
                   <pic:cNvPicPr>
                     <a:picLocks noChangeAspect="1" noChangeArrowheads="1"/>
                   </pic:cNvPicPr>
@@ -6624,7 +6700,7 @@
     <w:pPr>
       <w:widowControl/>
       <w:suppressAutoHyphens w:val="true"/>
-      <w:overflowPunct w:val="true"/>
+      <w:overflowPunct w:val="false"/>
       <w:bidi w:val="0"/>
       <w:spacing w:before="0" w:after="240"/>
       <w:jc w:val="left"/>
@@ -7378,7 +7454,7 @@
     <w:pPr>
       <w:widowControl/>
       <w:suppressAutoHyphens w:val="true"/>
-      <w:overflowPunct w:val="true"/>
+      <w:overflowPunct w:val="false"/>
       <w:bidi w:val="0"/>
       <w:spacing w:before="0" w:after="0"/>
       <w:jc w:val="left"/>
@@ -7420,7 +7496,7 @@
     <w:name w:val="Body Text Indent"/>
     <w:basedOn w:val="BodyText"/>
     <w:pPr>
-      <w:overflowPunct w:val="false"/>
+      <w:overflowPunct w:val="true"/>
       <w:spacing w:lineRule="atLeast" w:line="240" w:before="0" w:after="240"/>
       <w:ind w:firstLine="360" w:left="360"/>
       <w:jc w:val="both"/>
@@ -7436,7 +7512,7 @@
     <w:basedOn w:val="Normal"/>
     <w:qFormat/>
     <w:pPr>
-      <w:overflowPunct w:val="false"/>
+      <w:overflowPunct w:val="true"/>
       <w:spacing w:before="60" w:after="60"/>
       <w:textAlignment w:val="auto"/>
     </w:pPr>
@@ -7507,7 +7583,7 @@
     <w:basedOn w:val="BodyText"/>
     <w:qFormat/>
     <w:pPr>
-      <w:overflowPunct w:val="false"/>
+      <w:overflowPunct w:val="true"/>
       <w:spacing w:lineRule="auto" w:line="360" w:before="120" w:after="120"/>
       <w:jc w:val="both"/>
       <w:textAlignment w:val="auto"/>
@@ -7523,7 +7599,7 @@
     <w:basedOn w:val="Normal"/>
     <w:qFormat/>
     <w:pPr>
-      <w:overflowPunct w:val="false"/>
+      <w:overflowPunct w:val="true"/>
       <w:spacing w:lineRule="auto" w:line="276" w:before="0" w:after="0"/>
       <w:ind w:left="720"/>
       <w:contextualSpacing/>
